--- a/Du_Lieu_Mau_He_Thong/Bieu_mau_dang_ky_dich_vu_ngan_hang_so_VCB_Digibank_va_Smart_OTP_2026.docx
+++ b/Du_Lieu_Mau_He_Thong/Bieu_mau_dang_ky_dich_vu_ngan_hang_so_VCB_Digibank_va_Smart_OTP_2026.docx
@@ -9,13 +9,13 @@
         <w:tblLook w:firstColumn="1" w:firstRow="1" w:lastColumn="0" w:lastRow="0" w:noHBand="0" w:noVBand="1" w:val="04A0"/>
       </w:tblPr>
       <w:tblGrid>
-        <w:gridCol w:w="4608"/>
-        <w:gridCol w:w="5040"/>
+        <w:gridCol w:w="4752"/>
+        <w:gridCol w:w="5184"/>
       </w:tblGrid>
       <w:tr>
         <w:tc>
           <w:tcPr>
-            <w:tcW w:type="dxa" w:w="4824"/>
+            <w:tcW w:type="dxa" w:w="4968"/>
           </w:tcPr>
           <w:p>
             <w:pPr>
@@ -25,7 +25,7 @@
               <w:rPr>
                 <w:b/>
                 <w:color w:val="00843D"/>
-                <w:sz w:val="20"/>
+                <w:sz w:val="21"/>
               </w:rPr>
               <w:t>NGÂN HÀNG TMCP NGOẠI THƯƠNG VIỆT NAM</w:t>
               <w:br/>
@@ -35,7 +35,7 @@
         </w:tc>
         <w:tc>
           <w:tcPr>
-            <w:tcW w:type="dxa" w:w="4824"/>
+            <w:tcW w:type="dxa" w:w="4968"/>
           </w:tcPr>
           <w:p>
             <w:pPr>
@@ -58,7 +58,7 @@
     </w:tbl>
     <w:p>
       <w:pPr>
-        <w:spacing w:after="80"/>
+        <w:spacing w:after="120"/>
       </w:pPr>
     </w:p>
     <w:p>
@@ -320,11 +320,12 @@
     </w:p>
     <w:p>
       <w:pPr>
-        <w:spacing w:before="160"/>
+        <w:spacing w:before="200" w:after="80"/>
       </w:pPr>
       <w:r>
         <w:rPr>
           <w:b/>
+          <w:color w:val="006E32"/>
           <w:sz w:val="21"/>
         </w:rPr>
         <w:t>BẢNG KÊ QUY ĐỊNH CHI TIẾT:</w:t>
@@ -338,26 +339,27 @@
         <w:tblLook w:firstColumn="1" w:firstRow="1" w:lastColumn="0" w:lastRow="0" w:noHBand="0" w:noVBand="1" w:val="04A0"/>
       </w:tblPr>
       <w:tblGrid>
-        <w:gridCol w:w="1930"/>
-        <w:gridCol w:w="1930"/>
-        <w:gridCol w:w="1930"/>
-        <w:gridCol w:w="1930"/>
-        <w:gridCol w:w="1930"/>
+        <w:gridCol w:w="1987"/>
+        <w:gridCol w:w="1987"/>
+        <w:gridCol w:w="1987"/>
+        <w:gridCol w:w="1987"/>
+        <w:gridCol w:w="1987"/>
       </w:tblGrid>
       <w:tr>
         <w:tc>
           <w:tcPr>
-            <w:tcW w:type="dxa" w:w="1930"/>
-            <w:shd w:fill="E8F5E9"/>
+            <w:tcW w:type="dxa" w:w="1987"/>
+            <w:shd w:fill="00843D"/>
           </w:tcPr>
           <w:p>
             <w:pPr>
-              <w:spacing w:before="40" w:after="40"/>
+              <w:spacing w:before="60" w:after="60"/>
               <w:jc w:val="center"/>
             </w:pPr>
             <w:r>
               <w:rPr>
                 <w:b/>
+                <w:color w:val="FFFFFF"/>
                 <w:sz w:val="19"/>
               </w:rPr>
               <w:t>Gói dịch vụ Ngân hàng số</w:t>
@@ -366,17 +368,18 @@
         </w:tc>
         <w:tc>
           <w:tcPr>
-            <w:tcW w:type="dxa" w:w="1930"/>
-            <w:shd w:fill="E8F5E9"/>
+            <w:tcW w:type="dxa" w:w="1987"/>
+            <w:shd w:fill="00843D"/>
           </w:tcPr>
           <w:p>
             <w:pPr>
-              <w:spacing w:before="40" w:after="40"/>
+              <w:spacing w:before="60" w:after="60"/>
               <w:jc w:val="center"/>
             </w:pPr>
             <w:r>
               <w:rPr>
                 <w:b/>
+                <w:color w:val="FFFFFF"/>
                 <w:sz w:val="19"/>
               </w:rPr>
               <w:t>Hạn mức tối đa / giao dịch (VND)</w:t>
@@ -385,17 +388,18 @@
         </w:tc>
         <w:tc>
           <w:tcPr>
-            <w:tcW w:type="dxa" w:w="1930"/>
-            <w:shd w:fill="E8F5E9"/>
+            <w:tcW w:type="dxa" w:w="1987"/>
+            <w:shd w:fill="00843D"/>
           </w:tcPr>
           <w:p>
             <w:pPr>
-              <w:spacing w:before="40" w:after="40"/>
+              <w:spacing w:before="60" w:after="60"/>
               <w:jc w:val="center"/>
             </w:pPr>
             <w:r>
               <w:rPr>
                 <w:b/>
+                <w:color w:val="FFFFFF"/>
                 <w:sz w:val="19"/>
               </w:rPr>
               <w:t>Hạn mức tối đa / ngày (VND)</w:t>
@@ -404,39 +408,41 @@
         </w:tc>
         <w:tc>
           <w:tcPr>
-            <w:tcW w:type="dxa" w:w="1930"/>
-            <w:shd w:fill="E8F5E9"/>
+            <w:tcW w:type="dxa" w:w="1987"/>
+            <w:shd w:fill="00843D"/>
           </w:tcPr>
           <w:p>
             <w:pPr>
-              <w:spacing w:before="40" w:after="40"/>
+              <w:spacing w:before="60" w:after="60"/>
               <w:jc w:val="center"/>
             </w:pPr>
             <w:r>
               <w:rPr>
                 <w:b/>
+                <w:color w:val="FFFFFF"/>
                 <w:sz w:val="19"/>
               </w:rPr>
-              <w:t>Phương thức xác thực</w:t>
+              <w:t>Phương thức xác thực an toàn</w:t>
             </w:r>
           </w:p>
         </w:tc>
         <w:tc>
           <w:tcPr>
-            <w:tcW w:type="dxa" w:w="1930"/>
-            <w:shd w:fill="E8F5E9"/>
+            <w:tcW w:type="dxa" w:w="1987"/>
+            <w:shd w:fill="00843D"/>
           </w:tcPr>
           <w:p>
             <w:pPr>
-              <w:spacing w:before="40" w:after="40"/>
+              <w:spacing w:before="60" w:after="60"/>
               <w:jc w:val="center"/>
             </w:pPr>
             <w:r>
               <w:rPr>
                 <w:b/>
+                <w:color w:val="FFFFFF"/>
                 <w:sz w:val="19"/>
               </w:rPr>
-              <w:t>Phí duy trì</w:t>
+              <w:t>Phí duy trì dịch vụ</w:t>
             </w:r>
           </w:p>
         </w:tc>
@@ -444,11 +450,12 @@
       <w:tr>
         <w:tc>
           <w:tcPr>
-            <w:tcW w:type="dxa" w:w="1930"/>
+            <w:tcW w:type="dxa" w:w="1987"/>
+            <w:shd w:fill="F4F9F5"/>
           </w:tcPr>
           <w:p>
             <w:pPr>
-              <w:spacing w:before="40" w:after="40"/>
+              <w:spacing w:before="60" w:after="60"/>
               <w:jc w:val="center"/>
             </w:pPr>
             <w:r>
@@ -461,45 +468,48 @@
         </w:tc>
         <w:tc>
           <w:tcPr>
-            <w:tcW w:type="dxa" w:w="1930"/>
+            <w:tcW w:type="dxa" w:w="1987"/>
+            <w:shd w:fill="F4F9F5"/>
           </w:tcPr>
           <w:p>
             <w:pPr>
-              <w:spacing w:before="40" w:after="40"/>
+              <w:spacing w:before="60" w:after="60"/>
               <w:jc w:val="left"/>
             </w:pPr>
             <w:r>
               <w:rPr>
                 <w:sz w:val="19"/>
               </w:rPr>
-              <w:t>100,000,000</w:t>
+              <w:t>100000000</w:t>
             </w:r>
           </w:p>
         </w:tc>
         <w:tc>
           <w:tcPr>
-            <w:tcW w:type="dxa" w:w="1930"/>
+            <w:tcW w:type="dxa" w:w="1987"/>
+            <w:shd w:fill="F4F9F5"/>
           </w:tcPr>
           <w:p>
             <w:pPr>
-              <w:spacing w:before="40" w:after="40"/>
+              <w:spacing w:before="60" w:after="60"/>
               <w:jc w:val="left"/>
             </w:pPr>
             <w:r>
               <w:rPr>
                 <w:sz w:val="19"/>
               </w:rPr>
-              <w:t>500,000,000</w:t>
+              <w:t>500000000</w:t>
             </w:r>
           </w:p>
         </w:tc>
         <w:tc>
           <w:tcPr>
-            <w:tcW w:type="dxa" w:w="1930"/>
+            <w:tcW w:type="dxa" w:w="1987"/>
+            <w:shd w:fill="F4F9F5"/>
           </w:tcPr>
           <w:p>
             <w:pPr>
-              <w:spacing w:before="40" w:after="40"/>
+              <w:spacing w:before="60" w:after="60"/>
               <w:jc w:val="left"/>
             </w:pPr>
             <w:r>
@@ -512,18 +522,19 @@
         </w:tc>
         <w:tc>
           <w:tcPr>
-            <w:tcW w:type="dxa" w:w="1930"/>
+            <w:tcW w:type="dxa" w:w="1987"/>
+            <w:shd w:fill="F4F9F5"/>
           </w:tcPr>
           <w:p>
             <w:pPr>
-              <w:spacing w:before="40" w:after="40"/>
+              <w:spacing w:before="60" w:after="60"/>
               <w:jc w:val="left"/>
             </w:pPr>
             <w:r>
               <w:rPr>
                 <w:sz w:val="19"/>
               </w:rPr>
-              <w:t>Miễn phí</w:t>
+              <w:t>Miễn phí trọn đời</w:t>
             </w:r>
           </w:p>
         </w:tc>
@@ -531,11 +542,11 @@
       <w:tr>
         <w:tc>
           <w:tcPr>
-            <w:tcW w:type="dxa" w:w="1930"/>
+            <w:tcW w:type="dxa" w:w="1987"/>
           </w:tcPr>
           <w:p>
             <w:pPr>
-              <w:spacing w:before="40" w:after="40"/>
+              <w:spacing w:before="60" w:after="60"/>
               <w:jc w:val="center"/>
             </w:pPr>
             <w:r>
@@ -548,45 +559,45 @@
         </w:tc>
         <w:tc>
           <w:tcPr>
-            <w:tcW w:type="dxa" w:w="1930"/>
+            <w:tcW w:type="dxa" w:w="1987"/>
           </w:tcPr>
           <w:p>
             <w:pPr>
-              <w:spacing w:before="40" w:after="40"/>
+              <w:spacing w:before="60" w:after="60"/>
               <w:jc w:val="left"/>
             </w:pPr>
             <w:r>
               <w:rPr>
                 <w:sz w:val="19"/>
               </w:rPr>
-              <w:t>1,000,000,000</w:t>
+              <w:t>1000000000</w:t>
             </w:r>
           </w:p>
         </w:tc>
         <w:tc>
           <w:tcPr>
-            <w:tcW w:type="dxa" w:w="1930"/>
+            <w:tcW w:type="dxa" w:w="1987"/>
           </w:tcPr>
           <w:p>
             <w:pPr>
-              <w:spacing w:before="40" w:after="40"/>
+              <w:spacing w:before="60" w:after="60"/>
               <w:jc w:val="left"/>
             </w:pPr>
             <w:r>
               <w:rPr>
                 <w:sz w:val="19"/>
               </w:rPr>
-              <w:t>3,000,000,000</w:t>
+              <w:t>3000000000</w:t>
             </w:r>
           </w:p>
         </w:tc>
         <w:tc>
           <w:tcPr>
-            <w:tcW w:type="dxa" w:w="1930"/>
+            <w:tcW w:type="dxa" w:w="1987"/>
           </w:tcPr>
           <w:p>
             <w:pPr>
-              <w:spacing w:before="40" w:after="40"/>
+              <w:spacing w:before="60" w:after="60"/>
               <w:jc w:val="left"/>
             </w:pPr>
             <w:r>
@@ -599,18 +610,18 @@
         </w:tc>
         <w:tc>
           <w:tcPr>
-            <w:tcW w:type="dxa" w:w="1930"/>
+            <w:tcW w:type="dxa" w:w="1987"/>
           </w:tcPr>
           <w:p>
             <w:pPr>
-              <w:spacing w:before="40" w:after="40"/>
+              <w:spacing w:before="60" w:after="60"/>
               <w:jc w:val="left"/>
             </w:pPr>
             <w:r>
               <w:rPr>
                 <w:sz w:val="19"/>
               </w:rPr>
-              <w:t>Miễn phí</w:t>
+              <w:t>Miễn phí trọn đời</w:t>
             </w:r>
           </w:p>
         </w:tc>
@@ -618,11 +629,12 @@
       <w:tr>
         <w:tc>
           <w:tcPr>
-            <w:tcW w:type="dxa" w:w="1930"/>
+            <w:tcW w:type="dxa" w:w="1987"/>
+            <w:shd w:fill="F4F9F5"/>
           </w:tcPr>
           <w:p>
             <w:pPr>
-              <w:spacing w:before="40" w:after="40"/>
+              <w:spacing w:before="60" w:after="60"/>
               <w:jc w:val="center"/>
             </w:pPr>
             <w:r>
@@ -635,45 +647,48 @@
         </w:tc>
         <w:tc>
           <w:tcPr>
-            <w:tcW w:type="dxa" w:w="1930"/>
+            <w:tcW w:type="dxa" w:w="1987"/>
+            <w:shd w:fill="F4F9F5"/>
           </w:tcPr>
           <w:p>
             <w:pPr>
-              <w:spacing w:before="40" w:after="40"/>
+              <w:spacing w:before="60" w:after="60"/>
               <w:jc w:val="left"/>
             </w:pPr>
             <w:r>
               <w:rPr>
                 <w:sz w:val="19"/>
               </w:rPr>
-              <w:t>3,000,000,000</w:t>
+              <w:t>3000000000</w:t>
             </w:r>
           </w:p>
         </w:tc>
         <w:tc>
           <w:tcPr>
-            <w:tcW w:type="dxa" w:w="1930"/>
+            <w:tcW w:type="dxa" w:w="1987"/>
+            <w:shd w:fill="F4F9F5"/>
           </w:tcPr>
           <w:p>
             <w:pPr>
-              <w:spacing w:before="40" w:after="40"/>
+              <w:spacing w:before="60" w:after="60"/>
               <w:jc w:val="left"/>
             </w:pPr>
             <w:r>
               <w:rPr>
                 <w:sz w:val="19"/>
               </w:rPr>
-              <w:t>10,000,000,000</w:t>
+              <w:t>10000000000</w:t>
             </w:r>
           </w:p>
         </w:tc>
         <w:tc>
           <w:tcPr>
-            <w:tcW w:type="dxa" w:w="1930"/>
+            <w:tcW w:type="dxa" w:w="1987"/>
+            <w:shd w:fill="F4F9F5"/>
           </w:tcPr>
           <w:p>
             <w:pPr>
-              <w:spacing w:before="40" w:after="40"/>
+              <w:spacing w:before="60" w:after="60"/>
               <w:jc w:val="left"/>
             </w:pPr>
             <w:r>
@@ -686,18 +701,19 @@
         </w:tc>
         <w:tc>
           <w:tcPr>
-            <w:tcW w:type="dxa" w:w="1930"/>
+            <w:tcW w:type="dxa" w:w="1987"/>
+            <w:shd w:fill="F4F9F5"/>
           </w:tcPr>
           <w:p>
             <w:pPr>
-              <w:spacing w:before="40" w:after="40"/>
+              <w:spacing w:before="60" w:after="60"/>
               <w:jc w:val="left"/>
             </w:pPr>
             <w:r>
               <w:rPr>
                 <w:sz w:val="19"/>
               </w:rPr>
-              <w:t>Miễn phí</w:t>
+              <w:t>Miễn phí trọn đời</w:t>
             </w:r>
           </w:p>
         </w:tc>
@@ -705,11 +721,11 @@
       <w:tr>
         <w:tc>
           <w:tcPr>
-            <w:tcW w:type="dxa" w:w="1930"/>
+            <w:tcW w:type="dxa" w:w="1987"/>
           </w:tcPr>
           <w:p>
             <w:pPr>
-              <w:spacing w:before="40" w:after="40"/>
+              <w:spacing w:before="60" w:after="60"/>
               <w:jc w:val="center"/>
             </w:pPr>
             <w:r>
@@ -722,45 +738,45 @@
         </w:tc>
         <w:tc>
           <w:tcPr>
-            <w:tcW w:type="dxa" w:w="1930"/>
+            <w:tcW w:type="dxa" w:w="1987"/>
           </w:tcPr>
           <w:p>
             <w:pPr>
-              <w:spacing w:before="40" w:after="40"/>
+              <w:spacing w:before="60" w:after="60"/>
               <w:jc w:val="left"/>
             </w:pPr>
             <w:r>
               <w:rPr>
                 <w:sz w:val="19"/>
               </w:rPr>
-              <w:t>5,000,000,000</w:t>
+              <w:t>5000000000</w:t>
             </w:r>
           </w:p>
         </w:tc>
         <w:tc>
           <w:tcPr>
-            <w:tcW w:type="dxa" w:w="1930"/>
+            <w:tcW w:type="dxa" w:w="1987"/>
           </w:tcPr>
           <w:p>
             <w:pPr>
-              <w:spacing w:before="40" w:after="40"/>
+              <w:spacing w:before="60" w:after="60"/>
               <w:jc w:val="left"/>
             </w:pPr>
             <w:r>
               <w:rPr>
                 <w:sz w:val="19"/>
               </w:rPr>
-              <w:t>20,000,000,000</w:t>
+              <w:t>20000000000</w:t>
             </w:r>
           </w:p>
         </w:tc>
         <w:tc>
           <w:tcPr>
-            <w:tcW w:type="dxa" w:w="1930"/>
+            <w:tcW w:type="dxa" w:w="1987"/>
           </w:tcPr>
           <w:p>
             <w:pPr>
-              <w:spacing w:before="40" w:after="40"/>
+              <w:spacing w:before="60" w:after="60"/>
               <w:jc w:val="left"/>
             </w:pPr>
             <w:r>
@@ -773,18 +789,18 @@
         </w:tc>
         <w:tc>
           <w:tcPr>
-            <w:tcW w:type="dxa" w:w="1930"/>
+            <w:tcW w:type="dxa" w:w="1987"/>
           </w:tcPr>
           <w:p>
             <w:pPr>
-              <w:spacing w:before="40" w:after="40"/>
+              <w:spacing w:before="60" w:after="60"/>
               <w:jc w:val="left"/>
             </w:pPr>
             <w:r>
               <w:rPr>
                 <w:sz w:val="19"/>
               </w:rPr>
-              <w:t>Miễn phí</w:t>
+              <w:t>Miễn phí trọn đời</w:t>
             </w:r>
           </w:p>
         </w:tc>
@@ -792,7 +808,7 @@
     </w:tbl>
     <w:p>
       <w:pPr>
-        <w:spacing w:before="280"/>
+        <w:spacing w:before="320"/>
       </w:pPr>
     </w:p>
     <w:tbl>
@@ -802,13 +818,13 @@
         <w:tblLook w:firstColumn="1" w:firstRow="1" w:lastColumn="0" w:lastRow="0" w:noHBand="0" w:noVBand="1" w:val="04A0"/>
       </w:tblPr>
       <w:tblGrid>
-        <w:gridCol w:w="4752"/>
         <w:gridCol w:w="4896"/>
+        <w:gridCol w:w="5040"/>
       </w:tblGrid>
       <w:tr>
         <w:tc>
           <w:tcPr>
-            <w:tcW w:type="dxa" w:w="4824"/>
+            <w:tcW w:type="dxa" w:w="4968"/>
           </w:tcPr>
           <w:p>
             <w:pPr>
@@ -832,7 +848,7 @@
         </w:tc>
         <w:tc>
           <w:tcPr>
-            <w:tcW w:type="dxa" w:w="4824"/>
+            <w:tcW w:type="dxa" w:w="4968"/>
           </w:tcPr>
           <w:p>
             <w:pPr>
@@ -858,7 +874,7 @@
     </w:tbl>
     <w:sectPr>
       <w:pgSz w:w="12240" w:h="15840"/>
-      <w:pgMar w:top="1152" w:right="1296" w:bottom="1152" w:left="1296" w:header="720" w:footer="720" w:gutter="0"/>
+      <w:pgMar w:top="1152" w:right="1152" w:bottom="1152" w:left="1152" w:header="720" w:footer="720" w:gutter="0"/>
       <w:cols w:space="720"/>
       <w:docGrid w:linePitch="360"/>
     </w:sectPr>
